--- a/MEMORANDUM_EQUIPO_MEGASUPER.docx
+++ b/MEMORANDUM_EQUIPO_MEGASUPER.docx
@@ -42,7 +42,7 @@
           <w:color w:val="475569"/>
           <w:sz w:val="24"/>
         </w:rPr>
-        <w:t>Plan Extraordinario de Regularización y Entrega Final – SuperMarket.cl</w:t>
+        <w:t>Plan Extraordinario de Regularización y Entrega Final – MEGASUPER.CL</w:t>
       </w:r>
     </w:p>
     <w:tbl>
@@ -355,7 +355,7 @@
           <w:color w:val="0284C7"/>
           <w:sz w:val="20"/>
         </w:rPr>
-        <w:t>www.supermarket.cl.</w:t>
+        <w:t>www.megasuper.cl.</w:t>
       </w:r>
     </w:p>
     <w:p>
@@ -954,7 +954,7 @@
                 <w:color w:val="1E293B"/>
                 <w:sz w:val="17"/>
               </w:rPr>
-              <w:t>• Ejecutar pruebas funcionales end-to-end completas sobre la plataforma www.supermarket.cl.</w:t>
+              <w:t>• Ejecutar pruebas funcionales end-to-end completas sobre la plataforma www.megasuper.cl.</w:t>
               <w:br/>
               <w:t>• Validar rigurosamente la matriz CP-01 a CP-13: tramos mayoristas (1, 3, 6+ unid.), ahorro determinista, persistencia de carrito (F5) y WhatsApp Gateway.</w:t>
               <w:br/>
@@ -1203,7 +1203,7 @@
           <w:rFonts w:ascii="Calibri" w:hAnsi="Calibri"/>
           <w:color w:val="334155"/>
         </w:rPr>
-        <w:t xml:space="preserve"> Toda documentación debe responder estrictamente al comportamiento real de www.supermarket.cl. Queda prohibido documentar flujos teóricos que no se encuentren operativos.</w:t>
+        <w:t xml:space="preserve"> Toda documentación debe responder estrictamente al comportamiento real de www.megasuper.cl. Queda prohibido documentar flujos teóricos que no se encuentren operativos.</w:t>
       </w:r>
     </w:p>
     <w:p>
@@ -1536,7 +1536,7 @@
         </w:rPr>
         <w:t>Product Owner &amp; Dirección de Proyecto</w:t>
         <w:br/>
-        <w:t>SuperMarket.cl</w:t>
+        <w:t>MEGASUPER.CL</w:t>
       </w:r>
     </w:p>
     <w:sectPr>
